--- a/Git_Manual_Hotel_Booking_Ops.docx
+++ b/Git_Manual_Hotel_Booking_Ops.docx
@@ -5,48 +5,80 @@
     <w:p>
       <w:pPr>
         <w:pStyle w:val="Title"/>
-        <w:spacing w:after="160"/>
-      </w:pPr>
-      <w:r>
-        <w:t xml:space="preserve">&lt;w:r&gt;&lt;w:rPr&gt;&lt;w:b/&gt;&lt;/w:rPr&gt;&lt;w:t xml:space="preserve"&gt;Git Manual&lt;/w:t&gt;&lt;/w:r&gt;</w:t>
-      </w:r>
-    </w:p>
-    <w:p>
-      <w:pPr>
-        <w:spacing w:after="120"/>
-      </w:pPr>
-      <w:r>
-        <w:t xml:space="preserve">&lt;w:r&gt;&lt;w:rPr&gt;&lt;w:b/&gt;&lt;/w:rPr&gt;&lt;w:t xml:space="preserve"&gt;Project: Hotel Booking Ops&lt;/w:t&gt;&lt;/w:r&gt;</w:t>
-      </w:r>
-    </w:p>
-    <w:p>
-      <w:pPr>
-        <w:spacing w:after="120"/>
-      </w:pPr>
-      <w:r>
-        <w:t xml:space="preserve">Remote: https://github.com/MamSanora/hotel-booking-ops.git</w:t>
-      </w:r>
-    </w:p>
-    <w:p>
-      <w:pPr>
-        <w:spacing w:after="120"/>
-      </w:pPr>
-      <w:r>
-        <w:t xml:space="preserve">This manual covers the everyday Git workflow for keeping your local folder in sync with your GitHub repository.</w:t>
+        <w:spacing w:before="0" w:after="60" w:line="276" w:lineRule="auto"/>
+      </w:pPr>
+      <w:r>
+        <w:rPr>
+          <w:b/>
+        </w:rPr>
+        <w:t xml:space="preserve">Git Manual</w:t>
+      </w:r>
+    </w:p>
+    <w:p>
+      <w:pPr>
+        <w:spacing w:before="0" w:after="240" w:line="276" w:lineRule="auto"/>
+      </w:pPr>
+      <w:r>
+        <w:rPr>
+          <w:i/>
+          <w:sz w:val="24"/>
+          <w:color w:val="595959"/>
+        </w:rPr>
+        <w:t xml:space="preserve">Everyday workflow for keeping your local folder in sync with GitHub</w:t>
+      </w:r>
+    </w:p>
+    <w:p>
+      <w:pPr>
+        <w:pBdr>
+          <w:top w:val="single" w:sz="4" w:space="6" w:color="EAF1FB"/>
+          <w:left w:val="single" w:sz="24" w:space="8" w:color="2E74B5"/>
+          <w:bottom w:val="single" w:sz="4" w:space="6" w:color="EAF1FB"/>
+          <w:right w:val="single" w:sz="4" w:space="6" w:color="EAF1FB"/>
+        </w:pBdr>
+        <w:shd w:val="clear" w:color="auto" w:fill="EAF1FB"/>
+        <w:spacing w:before="120" w:after="200" w:line="276" w:lineRule="auto"/>
+        <w:ind w:left="144" w:right="144"/>
+      </w:pPr>
+      <w:r>
+        <w:rPr>
+          <w:b/>
+        </w:rPr>
+        <w:t xml:space="preserve">Project:  </w:t>
+      </w:r>
+      <w:r>
+        <w:t xml:space="preserve">Hotel Booking Ops</w:t>
+      </w:r>
+      <w:r>
+        <w:br/>
+      </w:r>
+      <w:r>
+        <w:rPr>
+          <w:b/>
+        </w:rPr>
+        <w:t xml:space="preserve">Remote:  </w:t>
+      </w:r>
+      <w:r>
+        <w:t xml:space="preserve">https://github.com/MamSanora/hotel-booking-ops.git</w:t>
       </w:r>
     </w:p>
     <w:p>
       <w:pPr>
         <w:pStyle w:val="Heading1"/>
-        <w:spacing w:after="80"/>
-      </w:pPr>
-      <w:r>
-        <w:t xml:space="preserve">&lt;w:r&gt;&lt;w:rPr&gt;&lt;w:b/&gt;&lt;/w:rPr&gt;&lt;w:t xml:space="preserve"&gt;1. One-Time Setup (already done for this project)&lt;/w:t&gt;&lt;/w:r&gt;</w:t>
-      </w:r>
-    </w:p>
-    <w:p>
-      <w:pPr>
-        <w:spacing w:after="120"/>
+        <w:pBdr>
+          <w:bottom w:val="single" w:sz="6" w:space="4" w:color="2E74B5"/>
+        </w:pBdr>
+        <w:spacing w:before="360" w:after="140" w:line="276" w:lineRule="auto"/>
+      </w:pPr>
+      <w:r>
+        <w:rPr>
+          <w:b/>
+        </w:rPr>
+        <w:t xml:space="preserve">1. One-Time Setup (already done for this project)</w:t>
+      </w:r>
+    </w:p>
+    <w:p>
+      <w:pPr>
+        <w:spacing w:before="0" w:after="160" w:line="276" w:lineRule="auto"/>
       </w:pPr>
       <w:r>
         <w:t xml:space="preserve">Your folder is already connected to GitHub. You only need these commands when starting a brand-new project or on a new computer.</w:t>
@@ -54,89 +86,134 @@
     </w:p>
     <w:p>
       <w:pPr>
-        <w:spacing w:after="120"/>
-      </w:pPr>
-      <w:r>
-        <w:t xml:space="preserve">&lt;w:r&gt;&lt;w:rPr&gt;&lt;w:b/&gt;&lt;/w:rPr&gt;&lt;w:t xml:space="preserve"&gt;Tell Git who you are (first time on a machine):&lt;/w:t&gt;&lt;/w:r&gt;</w:t>
-      </w:r>
-    </w:p>
-    <w:p>
-      <w:pPr>
-        <w:spacing w:before="40" w:after="0" w:line="240" w:lineRule="auto"/>
-        <w:shd w:val="clear" w:color="auto" w:fill="F2F2F2"/>
-      </w:pPr>
-      <w:r>
-        <w:rPr>
-          <w:rFonts w:ascii="Consolas" w:hAnsi="Consolas" w:cs="Consolas"/>
-          <w:sz w:val="20"/>
+        <w:spacing w:before="0" w:after="160" w:line="276" w:lineRule="auto"/>
+      </w:pPr>
+      <w:r>
+        <w:rPr>
+          <w:b/>
+        </w:rPr>
+        <w:t xml:space="preserve">Tell Git who you are (first time on a machine):</w:t>
+      </w:r>
+    </w:p>
+    <w:p>
+      <w:pPr>
+        <w:pBdr>
+          <w:top w:val="single" w:sz="4" w:space="6" w:color="D5DCE4"/>
+          <w:left w:val="single" w:sz="4" w:space="8" w:color="D5DCE4"/>
+          <w:right w:val="single" w:sz="4" w:space="8" w:color="D5DCE4"/>
+        </w:pBdr>
+        <w:spacing w:before="120" w:after="0" w:line="264" w:lineRule="auto"/>
+        <w:ind w:left="144" w:right="144"/>
+        <w:shd w:val="clear" w:color="auto" w:fill="F4F6F8"/>
+      </w:pPr>
+      <w:r>
+        <w:rPr>
+          <w:rFonts w:ascii="Consolas" w:hAnsi="Consolas" w:cs="Consolas"/>
+          <w:sz w:val="20"/>
+          <w:color w:val="24292E"/>
         </w:rPr>
         <w:t xml:space="preserve">git config --global user.name "MamSanora"</w:t>
       </w:r>
     </w:p>
     <w:p>
       <w:pPr>
-        <w:spacing w:before="0" w:after="40" w:line="240" w:lineRule="auto"/>
-        <w:shd w:val="clear" w:color="auto" w:fill="F2F2F2"/>
-      </w:pPr>
-      <w:r>
-        <w:rPr>
-          <w:rFonts w:ascii="Consolas" w:hAnsi="Consolas" w:cs="Consolas"/>
-          <w:sz w:val="20"/>
+        <w:pBdr>
+          <w:left w:val="single" w:sz="4" w:space="8" w:color="D5DCE4"/>
+          <w:right w:val="single" w:sz="4" w:space="8" w:color="D5DCE4"/>
+          <w:bottom w:val="single" w:sz="4" w:space="6" w:color="D5DCE4"/>
+        </w:pBdr>
+        <w:spacing w:before="0" w:after="120" w:line="264" w:lineRule="auto"/>
+        <w:ind w:left="144" w:right="144"/>
+        <w:shd w:val="clear" w:color="auto" w:fill="F4F6F8"/>
+      </w:pPr>
+      <w:r>
+        <w:rPr>
+          <w:rFonts w:ascii="Consolas" w:hAnsi="Consolas" w:cs="Consolas"/>
+          <w:sz w:val="20"/>
+          <w:color w:val="24292E"/>
         </w:rPr>
         <w:t xml:space="preserve">git config --global user.email "you@example.com"</w:t>
       </w:r>
     </w:p>
     <w:p>
       <w:pPr>
-        <w:spacing w:after="120"/>
-      </w:pPr>
-      <w:r>
-        <w:t xml:space="preserve">&lt;w:r&gt;&lt;w:rPr&gt;&lt;w:b/&gt;&lt;/w:rPr&gt;&lt;w:t xml:space="preserve"&gt;Connect a folder to a GitHub repo (skip if already connected):&lt;/w:t&gt;&lt;/w:r&gt;</w:t>
-      </w:r>
-    </w:p>
-    <w:p>
-      <w:pPr>
-        <w:spacing w:before="40" w:after="0" w:line="240" w:lineRule="auto"/>
-        <w:shd w:val="clear" w:color="auto" w:fill="F2F2F2"/>
-      </w:pPr>
-      <w:r>
-        <w:rPr>
-          <w:rFonts w:ascii="Consolas" w:hAnsi="Consolas" w:cs="Consolas"/>
-          <w:sz w:val="20"/>
+        <w:spacing w:before="0" w:after="160" w:line="276" w:lineRule="auto"/>
+      </w:pPr>
+      <w:r>
+        <w:rPr>
+          <w:b/>
+        </w:rPr>
+        <w:t xml:space="preserve">Connect a folder to a GitHub repo (skip if already connected):</w:t>
+      </w:r>
+    </w:p>
+    <w:p>
+      <w:pPr>
+        <w:pBdr>
+          <w:top w:val="single" w:sz="4" w:space="6" w:color="D5DCE4"/>
+          <w:left w:val="single" w:sz="4" w:space="8" w:color="D5DCE4"/>
+          <w:right w:val="single" w:sz="4" w:space="8" w:color="D5DCE4"/>
+        </w:pBdr>
+        <w:spacing w:before="120" w:after="0" w:line="264" w:lineRule="auto"/>
+        <w:ind w:left="144" w:right="144"/>
+        <w:shd w:val="clear" w:color="auto" w:fill="F4F6F8"/>
+      </w:pPr>
+      <w:r>
+        <w:rPr>
+          <w:rFonts w:ascii="Consolas" w:hAnsi="Consolas" w:cs="Consolas"/>
+          <w:sz w:val="20"/>
+          <w:color w:val="24292E"/>
         </w:rPr>
         <w:t xml:space="preserve">git init</w:t>
       </w:r>
     </w:p>
     <w:p>
       <w:pPr>
-        <w:spacing w:before="0" w:after="40" w:line="240" w:lineRule="auto"/>
-        <w:shd w:val="clear" w:color="auto" w:fill="F2F2F2"/>
-      </w:pPr>
-      <w:r>
-        <w:rPr>
-          <w:rFonts w:ascii="Consolas" w:hAnsi="Consolas" w:cs="Consolas"/>
-          <w:sz w:val="20"/>
+        <w:pBdr>
+          <w:left w:val="single" w:sz="4" w:space="8" w:color="D5DCE4"/>
+          <w:right w:val="single" w:sz="4" w:space="8" w:color="D5DCE4"/>
+          <w:bottom w:val="single" w:sz="4" w:space="6" w:color="D5DCE4"/>
+        </w:pBdr>
+        <w:spacing w:before="0" w:after="120" w:line="264" w:lineRule="auto"/>
+        <w:ind w:left="144" w:right="144"/>
+        <w:shd w:val="clear" w:color="auto" w:fill="F4F6F8"/>
+      </w:pPr>
+      <w:r>
+        <w:rPr>
+          <w:rFonts w:ascii="Consolas" w:hAnsi="Consolas" w:cs="Consolas"/>
+          <w:sz w:val="20"/>
+          <w:color w:val="24292E"/>
         </w:rPr>
         <w:t xml:space="preserve">git remote add origin https://github.com/MamSanora/hotel-booking-ops.git</w:t>
       </w:r>
     </w:p>
     <w:p>
       <w:pPr>
-        <w:spacing w:after="120"/>
-      </w:pPr>
-      <w:r>
-        <w:t xml:space="preserve">&lt;w:r&gt;&lt;w:rPr&gt;&lt;w:b/&gt;&lt;/w:rPr&gt;&lt;w:t xml:space="preserve"&gt;Check what remote you are connected to:&lt;/w:t&gt;&lt;/w:r&gt;</w:t>
-      </w:r>
-    </w:p>
-    <w:p>
-      <w:pPr>
-        <w:spacing w:before="40" w:after="40" w:line="240" w:lineRule="auto"/>
-        <w:shd w:val="clear" w:color="auto" w:fill="F2F2F2"/>
-      </w:pPr>
-      <w:r>
-        <w:rPr>
-          <w:rFonts w:ascii="Consolas" w:hAnsi="Consolas" w:cs="Consolas"/>
-          <w:sz w:val="20"/>
+        <w:spacing w:before="0" w:after="160" w:line="276" w:lineRule="auto"/>
+      </w:pPr>
+      <w:r>
+        <w:rPr>
+          <w:b/>
+        </w:rPr>
+        <w:t xml:space="preserve">Check what remote you are connected to:</w:t>
+      </w:r>
+    </w:p>
+    <w:p>
+      <w:pPr>
+        <w:pBdr>
+          <w:top w:val="single" w:sz="4" w:space="6" w:color="D5DCE4"/>
+          <w:left w:val="single" w:sz="4" w:space="8" w:color="D5DCE4"/>
+          <w:right w:val="single" w:sz="4" w:space="8" w:color="D5DCE4"/>
+          <w:bottom w:val="single" w:sz="4" w:space="6" w:color="D5DCE4"/>
+        </w:pBdr>
+        <w:spacing w:before="120" w:after="120" w:line="264" w:lineRule="auto"/>
+        <w:ind w:left="144" w:right="144"/>
+        <w:shd w:val="clear" w:color="auto" w:fill="F4F6F8"/>
+      </w:pPr>
+      <w:r>
+        <w:rPr>
+          <w:rFonts w:ascii="Consolas" w:hAnsi="Consolas" w:cs="Consolas"/>
+          <w:sz w:val="20"/>
+          <w:color w:val="24292E"/>
         </w:rPr>
         <w:t xml:space="preserve">git remote -v</w:t>
       </w:r>
@@ -144,15 +221,21 @@
     <w:p>
       <w:pPr>
         <w:pStyle w:val="Heading1"/>
-        <w:spacing w:after="80"/>
-      </w:pPr>
-      <w:r>
-        <w:t xml:space="preserve">&lt;w:r&gt;&lt;w:rPr&gt;&lt;w:b/&gt;&lt;/w:rPr&gt;&lt;w:t xml:space="preserve"&gt;2. The Daily Workflow (the 4 commands you use most)&lt;/w:t&gt;&lt;/w:r&gt;</w:t>
-      </w:r>
-    </w:p>
-    <w:p>
-      <w:pPr>
-        <w:spacing w:after="120"/>
+        <w:pBdr>
+          <w:bottom w:val="single" w:sz="6" w:space="4" w:color="2E74B5"/>
+        </w:pBdr>
+        <w:spacing w:before="360" w:after="140" w:line="276" w:lineRule="auto"/>
+      </w:pPr>
+      <w:r>
+        <w:rPr>
+          <w:b/>
+        </w:rPr>
+        <w:t xml:space="preserve">2. The Daily Workflow (the 4 commands you use most)</w:t>
+      </w:r>
+    </w:p>
+    <w:p>
+      <w:pPr>
+        <w:spacing w:before="0" w:after="160" w:line="276" w:lineRule="auto"/>
       </w:pPr>
       <w:r>
         <w:t xml:space="preserve">Whenever you make changes, repeat this cycle:</w:t>
@@ -165,7 +248,7 @@
           <w:ilvl w:val="0"/>
           <w:numId w:val="1"/>
         </w:numPr>
-        <w:spacing w:after="60"/>
+        <w:spacing w:after="90" w:line="276" w:lineRule="auto"/>
       </w:pPr>
       <w:r>
         <w:rPr>
@@ -177,6 +260,7 @@
         <w:rPr>
           <w:rFonts w:ascii="Consolas" w:hAnsi="Consolas" w:cs="Consolas"/>
           <w:sz w:val="20"/>
+          <w:color w:val="24292E"/>
         </w:rPr>
         <w:t xml:space="preserve">git status</w:t>
       </w:r>
@@ -188,7 +272,7 @@
           <w:ilvl w:val="0"/>
           <w:numId w:val="1"/>
         </w:numPr>
-        <w:spacing w:after="60"/>
+        <w:spacing w:after="90" w:line="276" w:lineRule="auto"/>
       </w:pPr>
       <w:r>
         <w:rPr>
@@ -200,6 +284,7 @@
         <w:rPr>
           <w:rFonts w:ascii="Consolas" w:hAnsi="Consolas" w:cs="Consolas"/>
           <w:sz w:val="20"/>
+          <w:color w:val="24292E"/>
         </w:rPr>
         <w:t xml:space="preserve">git add .</w:t>
       </w:r>
@@ -211,7 +296,7 @@
           <w:ilvl w:val="0"/>
           <w:numId w:val="1"/>
         </w:numPr>
-        <w:spacing w:after="60"/>
+        <w:spacing w:after="90" w:line="276" w:lineRule="auto"/>
       </w:pPr>
       <w:r>
         <w:rPr>
@@ -223,6 +308,7 @@
         <w:rPr>
           <w:rFonts w:ascii="Consolas" w:hAnsi="Consolas" w:cs="Consolas"/>
           <w:sz w:val="20"/>
+          <w:color w:val="24292E"/>
         </w:rPr>
         <w:t xml:space="preserve">git commit -m "message"</w:t>
       </w:r>
@@ -234,7 +320,7 @@
           <w:ilvl w:val="0"/>
           <w:numId w:val="1"/>
         </w:numPr>
-        <w:spacing w:after="60"/>
+        <w:spacing w:after="90" w:line="276" w:lineRule="auto"/>
       </w:pPr>
       <w:r>
         <w:rPr>
@@ -246,66 +332,96 @@
         <w:rPr>
           <w:rFonts w:ascii="Consolas" w:hAnsi="Consolas" w:cs="Consolas"/>
           <w:sz w:val="20"/>
+          <w:color w:val="24292E"/>
         </w:rPr>
         <w:t xml:space="preserve">git push</w:t>
       </w:r>
     </w:p>
     <w:p>
       <w:pPr>
-        <w:spacing w:after="120"/>
-      </w:pPr>
-      <w:r>
-        <w:t xml:space="preserve">&lt;w:r&gt;&lt;w:rPr&gt;&lt;w:b/&gt;&lt;/w:rPr&gt;&lt;w:t xml:space="preserve"&gt;Full example:&lt;/w:t&gt;&lt;/w:r&gt;</w:t>
-      </w:r>
-    </w:p>
-    <w:p>
-      <w:pPr>
-        <w:spacing w:before="40" w:after="0" w:line="240" w:lineRule="auto"/>
-        <w:shd w:val="clear" w:color="auto" w:fill="F2F2F2"/>
-      </w:pPr>
-      <w:r>
-        <w:rPr>
-          <w:rFonts w:ascii="Consolas" w:hAnsi="Consolas" w:cs="Consolas"/>
-          <w:sz w:val="20"/>
+        <w:spacing w:before="0" w:after="160" w:line="276" w:lineRule="auto"/>
+      </w:pPr>
+      <w:r>
+        <w:rPr>
+          <w:b/>
+        </w:rPr>
+        <w:t xml:space="preserve">Full example:</w:t>
+      </w:r>
+    </w:p>
+    <w:p>
+      <w:pPr>
+        <w:pBdr>
+          <w:top w:val="single" w:sz="4" w:space="6" w:color="D5DCE4"/>
+          <w:left w:val="single" w:sz="4" w:space="8" w:color="D5DCE4"/>
+          <w:right w:val="single" w:sz="4" w:space="8" w:color="D5DCE4"/>
+        </w:pBdr>
+        <w:spacing w:before="120" w:after="0" w:line="264" w:lineRule="auto"/>
+        <w:ind w:left="144" w:right="144"/>
+        <w:shd w:val="clear" w:color="auto" w:fill="F4F6F8"/>
+      </w:pPr>
+      <w:r>
+        <w:rPr>
+          <w:rFonts w:ascii="Consolas" w:hAnsi="Consolas" w:cs="Consolas"/>
+          <w:sz w:val="20"/>
+          <w:color w:val="24292E"/>
         </w:rPr>
         <w:t xml:space="preserve">git status</w:t>
       </w:r>
     </w:p>
     <w:p>
       <w:pPr>
-        <w:spacing w:before="0" w:after="0" w:line="240" w:lineRule="auto"/>
-        <w:shd w:val="clear" w:color="auto" w:fill="F2F2F2"/>
-      </w:pPr>
-      <w:r>
-        <w:rPr>
-          <w:rFonts w:ascii="Consolas" w:hAnsi="Consolas" w:cs="Consolas"/>
-          <w:sz w:val="20"/>
+        <w:pBdr>
+          <w:left w:val="single" w:sz="4" w:space="8" w:color="D5DCE4"/>
+          <w:right w:val="single" w:sz="4" w:space="8" w:color="D5DCE4"/>
+        </w:pBdr>
+        <w:spacing w:before="0" w:after="0" w:line="264" w:lineRule="auto"/>
+        <w:ind w:left="144" w:right="144"/>
+        <w:shd w:val="clear" w:color="auto" w:fill="F4F6F8"/>
+      </w:pPr>
+      <w:r>
+        <w:rPr>
+          <w:rFonts w:ascii="Consolas" w:hAnsi="Consolas" w:cs="Consolas"/>
+          <w:sz w:val="20"/>
+          <w:color w:val="24292E"/>
         </w:rPr>
         <w:t xml:space="preserve">git add .</w:t>
       </w:r>
     </w:p>
     <w:p>
       <w:pPr>
-        <w:spacing w:before="0" w:after="0" w:line="240" w:lineRule="auto"/>
-        <w:shd w:val="clear" w:color="auto" w:fill="F2F2F2"/>
-      </w:pPr>
-      <w:r>
-        <w:rPr>
-          <w:rFonts w:ascii="Consolas" w:hAnsi="Consolas" w:cs="Consolas"/>
-          <w:sz w:val="20"/>
+        <w:pBdr>
+          <w:left w:val="single" w:sz="4" w:space="8" w:color="D5DCE4"/>
+          <w:right w:val="single" w:sz="4" w:space="8" w:color="D5DCE4"/>
+        </w:pBdr>
+        <w:spacing w:before="0" w:after="0" w:line="264" w:lineRule="auto"/>
+        <w:ind w:left="144" w:right="144"/>
+        <w:shd w:val="clear" w:color="auto" w:fill="F4F6F8"/>
+      </w:pPr>
+      <w:r>
+        <w:rPr>
+          <w:rFonts w:ascii="Consolas" w:hAnsi="Consolas" w:cs="Consolas"/>
+          <w:sz w:val="20"/>
+          <w:color w:val="24292E"/>
         </w:rPr>
         <w:t xml:space="preserve">git commit -m "Remove unused Jetstream views to fix optimize"</w:t>
       </w:r>
     </w:p>
     <w:p>
       <w:pPr>
-        <w:spacing w:before="0" w:after="40" w:line="240" w:lineRule="auto"/>
-        <w:shd w:val="clear" w:color="auto" w:fill="F2F2F2"/>
-      </w:pPr>
-      <w:r>
-        <w:rPr>
-          <w:rFonts w:ascii="Consolas" w:hAnsi="Consolas" w:cs="Consolas"/>
-          <w:sz w:val="20"/>
+        <w:pBdr>
+          <w:left w:val="single" w:sz="4" w:space="8" w:color="D5DCE4"/>
+          <w:right w:val="single" w:sz="4" w:space="8" w:color="D5DCE4"/>
+          <w:bottom w:val="single" w:sz="4" w:space="6" w:color="D5DCE4"/>
+        </w:pBdr>
+        <w:spacing w:before="0" w:after="120" w:line="264" w:lineRule="auto"/>
+        <w:ind w:left="144" w:right="144"/>
+        <w:shd w:val="clear" w:color="auto" w:fill="F4F6F8"/>
+      </w:pPr>
+      <w:r>
+        <w:rPr>
+          <w:rFonts w:ascii="Consolas" w:hAnsi="Consolas" w:cs="Consolas"/>
+          <w:sz w:val="20"/>
+          <w:color w:val="24292E"/>
         </w:rPr>
         <w:t xml:space="preserve">git push</w:t>
       </w:r>
@@ -313,73 +429,111 @@
     <w:p>
       <w:pPr>
         <w:pStyle w:val="Heading1"/>
-        <w:spacing w:after="80"/>
-      </w:pPr>
-      <w:r>
-        <w:t xml:space="preserve">&lt;w:r&gt;&lt;w:rPr&gt;&lt;w:b/&gt;&lt;/w:rPr&gt;&lt;w:t xml:space="preserve"&gt;3. Checking Status &amp;amp; History&lt;/w:t&gt;&lt;/w:r&gt;</w:t>
-      </w:r>
-    </w:p>
-    <w:p>
-      <w:pPr>
-        <w:spacing w:before="40" w:after="0" w:line="240" w:lineRule="auto"/>
-        <w:shd w:val="clear" w:color="auto" w:fill="F2F2F2"/>
-      </w:pPr>
-      <w:r>
-        <w:rPr>
-          <w:rFonts w:ascii="Consolas" w:hAnsi="Consolas" w:cs="Consolas"/>
-          <w:sz w:val="20"/>
+        <w:pBdr>
+          <w:bottom w:val="single" w:sz="6" w:space="4" w:color="2E74B5"/>
+        </w:pBdr>
+        <w:spacing w:before="360" w:after="140" w:line="276" w:lineRule="auto"/>
+      </w:pPr>
+      <w:r>
+        <w:rPr>
+          <w:b/>
+        </w:rPr>
+        <w:t xml:space="preserve">3. Checking Status &amp; History</w:t>
+      </w:r>
+    </w:p>
+    <w:p>
+      <w:pPr>
+        <w:pBdr>
+          <w:top w:val="single" w:sz="4" w:space="6" w:color="D5DCE4"/>
+          <w:left w:val="single" w:sz="4" w:space="8" w:color="D5DCE4"/>
+          <w:right w:val="single" w:sz="4" w:space="8" w:color="D5DCE4"/>
+        </w:pBdr>
+        <w:spacing w:before="120" w:after="0" w:line="264" w:lineRule="auto"/>
+        <w:ind w:left="144" w:right="144"/>
+        <w:shd w:val="clear" w:color="auto" w:fill="F4F6F8"/>
+      </w:pPr>
+      <w:r>
+        <w:rPr>
+          <w:rFonts w:ascii="Consolas" w:hAnsi="Consolas" w:cs="Consolas"/>
+          <w:sz w:val="20"/>
+          <w:color w:val="24292E"/>
         </w:rPr>
         <w:t xml:space="preserve">git status                 # what is changed / staged</w:t>
       </w:r>
     </w:p>
     <w:p>
       <w:pPr>
-        <w:spacing w:before="0" w:after="0" w:line="240" w:lineRule="auto"/>
-        <w:shd w:val="clear" w:color="auto" w:fill="F2F2F2"/>
-      </w:pPr>
-      <w:r>
-        <w:rPr>
-          <w:rFonts w:ascii="Consolas" w:hAnsi="Consolas" w:cs="Consolas"/>
-          <w:sz w:val="20"/>
+        <w:pBdr>
+          <w:left w:val="single" w:sz="4" w:space="8" w:color="D5DCE4"/>
+          <w:right w:val="single" w:sz="4" w:space="8" w:color="D5DCE4"/>
+        </w:pBdr>
+        <w:spacing w:before="0" w:after="0" w:line="264" w:lineRule="auto"/>
+        <w:ind w:left="144" w:right="144"/>
+        <w:shd w:val="clear" w:color="auto" w:fill="F4F6F8"/>
+      </w:pPr>
+      <w:r>
+        <w:rPr>
+          <w:rFonts w:ascii="Consolas" w:hAnsi="Consolas" w:cs="Consolas"/>
+          <w:sz w:val="20"/>
+          <w:color w:val="24292E"/>
         </w:rPr>
         <w:t xml:space="preserve">git log --oneline          # short commit history</w:t>
       </w:r>
     </w:p>
     <w:p>
       <w:pPr>
-        <w:spacing w:before="0" w:after="0" w:line="240" w:lineRule="auto"/>
-        <w:shd w:val="clear" w:color="auto" w:fill="F2F2F2"/>
-      </w:pPr>
-      <w:r>
-        <w:rPr>
-          <w:rFonts w:ascii="Consolas" w:hAnsi="Consolas" w:cs="Consolas"/>
-          <w:sz w:val="20"/>
+        <w:pBdr>
+          <w:left w:val="single" w:sz="4" w:space="8" w:color="D5DCE4"/>
+          <w:right w:val="single" w:sz="4" w:space="8" w:color="D5DCE4"/>
+        </w:pBdr>
+        <w:spacing w:before="0" w:after="0" w:line="264" w:lineRule="auto"/>
+        <w:ind w:left="144" w:right="144"/>
+        <w:shd w:val="clear" w:color="auto" w:fill="F4F6F8"/>
+      </w:pPr>
+      <w:r>
+        <w:rPr>
+          <w:rFonts w:ascii="Consolas" w:hAnsi="Consolas" w:cs="Consolas"/>
+          <w:sz w:val="20"/>
+          <w:color w:val="24292E"/>
         </w:rPr>
         <w:t xml:space="preserve">git log --oneline -10      # last 10 commits</w:t>
       </w:r>
     </w:p>
     <w:p>
       <w:pPr>
-        <w:spacing w:before="0" w:after="0" w:line="240" w:lineRule="auto"/>
-        <w:shd w:val="clear" w:color="auto" w:fill="F2F2F2"/>
-      </w:pPr>
-      <w:r>
-        <w:rPr>
-          <w:rFonts w:ascii="Consolas" w:hAnsi="Consolas" w:cs="Consolas"/>
-          <w:sz w:val="20"/>
+        <w:pBdr>
+          <w:left w:val="single" w:sz="4" w:space="8" w:color="D5DCE4"/>
+          <w:right w:val="single" w:sz="4" w:space="8" w:color="D5DCE4"/>
+        </w:pBdr>
+        <w:spacing w:before="0" w:after="0" w:line="264" w:lineRule="auto"/>
+        <w:ind w:left="144" w:right="144"/>
+        <w:shd w:val="clear" w:color="auto" w:fill="F4F6F8"/>
+      </w:pPr>
+      <w:r>
+        <w:rPr>
+          <w:rFonts w:ascii="Consolas" w:hAnsi="Consolas" w:cs="Consolas"/>
+          <w:sz w:val="20"/>
+          <w:color w:val="24292E"/>
         </w:rPr>
         <w:t xml:space="preserve">git diff                   # see unstaged changes</w:t>
       </w:r>
     </w:p>
     <w:p>
       <w:pPr>
-        <w:spacing w:before="0" w:after="40" w:line="240" w:lineRule="auto"/>
-        <w:shd w:val="clear" w:color="auto" w:fill="F2F2F2"/>
-      </w:pPr>
-      <w:r>
-        <w:rPr>
-          <w:rFonts w:ascii="Consolas" w:hAnsi="Consolas" w:cs="Consolas"/>
-          <w:sz w:val="20"/>
+        <w:pBdr>
+          <w:left w:val="single" w:sz="4" w:space="8" w:color="D5DCE4"/>
+          <w:right w:val="single" w:sz="4" w:space="8" w:color="D5DCE4"/>
+          <w:bottom w:val="single" w:sz="4" w:space="6" w:color="D5DCE4"/>
+        </w:pBdr>
+        <w:spacing w:before="0" w:after="120" w:line="264" w:lineRule="auto"/>
+        <w:ind w:left="144" w:right="144"/>
+        <w:shd w:val="clear" w:color="auto" w:fill="F4F6F8"/>
+      </w:pPr>
+      <w:r>
+        <w:rPr>
+          <w:rFonts w:ascii="Consolas" w:hAnsi="Consolas" w:cs="Consolas"/>
+          <w:sz w:val="20"/>
+          <w:color w:val="24292E"/>
         </w:rPr>
         <w:t xml:space="preserve">git diff --staged          # see staged changes</w:t>
       </w:r>
@@ -387,47 +541,73 @@
     <w:p>
       <w:pPr>
         <w:pStyle w:val="Heading1"/>
-        <w:spacing w:after="80"/>
-      </w:pPr>
-      <w:r>
-        <w:t xml:space="preserve">&lt;w:r&gt;&lt;w:rPr&gt;&lt;w:b/&gt;&lt;/w:rPr&gt;&lt;w:t xml:space="preserve"&gt;4. Staging Changes&lt;/w:t&gt;&lt;/w:r&gt;</w:t>
-      </w:r>
-    </w:p>
-    <w:p>
-      <w:pPr>
-        <w:spacing w:before="40" w:after="0" w:line="240" w:lineRule="auto"/>
-        <w:shd w:val="clear" w:color="auto" w:fill="F2F2F2"/>
-      </w:pPr>
-      <w:r>
-        <w:rPr>
-          <w:rFonts w:ascii="Consolas" w:hAnsi="Consolas" w:cs="Consolas"/>
-          <w:sz w:val="20"/>
+        <w:pBdr>
+          <w:bottom w:val="single" w:sz="6" w:space="4" w:color="2E74B5"/>
+        </w:pBdr>
+        <w:spacing w:before="360" w:after="140" w:line="276" w:lineRule="auto"/>
+      </w:pPr>
+      <w:r>
+        <w:rPr>
+          <w:b/>
+        </w:rPr>
+        <w:t xml:space="preserve">4. Staging Changes</w:t>
+      </w:r>
+    </w:p>
+    <w:p>
+      <w:pPr>
+        <w:pBdr>
+          <w:top w:val="single" w:sz="4" w:space="6" w:color="D5DCE4"/>
+          <w:left w:val="single" w:sz="4" w:space="8" w:color="D5DCE4"/>
+          <w:right w:val="single" w:sz="4" w:space="8" w:color="D5DCE4"/>
+        </w:pBdr>
+        <w:spacing w:before="120" w:after="0" w:line="264" w:lineRule="auto"/>
+        <w:ind w:left="144" w:right="144"/>
+        <w:shd w:val="clear" w:color="auto" w:fill="F4F6F8"/>
+      </w:pPr>
+      <w:r>
+        <w:rPr>
+          <w:rFonts w:ascii="Consolas" w:hAnsi="Consolas" w:cs="Consolas"/>
+          <w:sz w:val="20"/>
+          <w:color w:val="24292E"/>
         </w:rPr>
         <w:t xml:space="preserve">git add .                  # stage everything</w:t>
       </w:r>
     </w:p>
     <w:p>
       <w:pPr>
-        <w:spacing w:before="0" w:after="0" w:line="240" w:lineRule="auto"/>
-        <w:shd w:val="clear" w:color="auto" w:fill="F2F2F2"/>
-      </w:pPr>
-      <w:r>
-        <w:rPr>
-          <w:rFonts w:ascii="Consolas" w:hAnsi="Consolas" w:cs="Consolas"/>
-          <w:sz w:val="20"/>
+        <w:pBdr>
+          <w:left w:val="single" w:sz="4" w:space="8" w:color="D5DCE4"/>
+          <w:right w:val="single" w:sz="4" w:space="8" w:color="D5DCE4"/>
+        </w:pBdr>
+        <w:spacing w:before="0" w:after="0" w:line="264" w:lineRule="auto"/>
+        <w:ind w:left="144" w:right="144"/>
+        <w:shd w:val="clear" w:color="auto" w:fill="F4F6F8"/>
+      </w:pPr>
+      <w:r>
+        <w:rPr>
+          <w:rFonts w:ascii="Consolas" w:hAnsi="Consolas" w:cs="Consolas"/>
+          <w:sz w:val="20"/>
+          <w:color w:val="24292E"/>
         </w:rPr>
         <w:t xml:space="preserve">git add path/to/file.php   # stage one file</w:t>
       </w:r>
     </w:p>
     <w:p>
       <w:pPr>
-        <w:spacing w:before="0" w:after="40" w:line="240" w:lineRule="auto"/>
-        <w:shd w:val="clear" w:color="auto" w:fill="F2F2F2"/>
-      </w:pPr>
-      <w:r>
-        <w:rPr>
-          <w:rFonts w:ascii="Consolas" w:hAnsi="Consolas" w:cs="Consolas"/>
-          <w:sz w:val="20"/>
+        <w:pBdr>
+          <w:left w:val="single" w:sz="4" w:space="8" w:color="D5DCE4"/>
+          <w:right w:val="single" w:sz="4" w:space="8" w:color="D5DCE4"/>
+          <w:bottom w:val="single" w:sz="4" w:space="6" w:color="D5DCE4"/>
+        </w:pBdr>
+        <w:spacing w:before="0" w:after="120" w:line="264" w:lineRule="auto"/>
+        <w:ind w:left="144" w:right="144"/>
+        <w:shd w:val="clear" w:color="auto" w:fill="F4F6F8"/>
+      </w:pPr>
+      <w:r>
+        <w:rPr>
+          <w:rFonts w:ascii="Consolas" w:hAnsi="Consolas" w:cs="Consolas"/>
+          <w:sz w:val="20"/>
+          <w:color w:val="24292E"/>
         </w:rPr>
         <w:t xml:space="preserve">git restore --staged file  # unstage a file (keep changes)</w:t>
       </w:r>
@@ -435,15 +615,21 @@
     <w:p>
       <w:pPr>
         <w:pStyle w:val="Heading1"/>
-        <w:spacing w:after="80"/>
-      </w:pPr>
-      <w:r>
-        <w:t xml:space="preserve">&lt;w:r&gt;&lt;w:rPr&gt;&lt;w:b/&gt;&lt;/w:rPr&gt;&lt;w:t xml:space="preserve"&gt;5. Committing&lt;/w:t&gt;&lt;/w:r&gt;</w:t>
-      </w:r>
-    </w:p>
-    <w:p>
-      <w:pPr>
-        <w:spacing w:after="120"/>
+        <w:pBdr>
+          <w:bottom w:val="single" w:sz="6" w:space="4" w:color="2E74B5"/>
+        </w:pBdr>
+        <w:spacing w:before="360" w:after="140" w:line="276" w:lineRule="auto"/>
+      </w:pPr>
+      <w:r>
+        <w:rPr>
+          <w:b/>
+        </w:rPr>
+        <w:t xml:space="preserve">5. Committing</w:t>
+      </w:r>
+    </w:p>
+    <w:p>
+      <w:pPr>
+        <w:spacing w:before="0" w:after="160" w:line="276" w:lineRule="auto"/>
       </w:pPr>
       <w:r>
         <w:t xml:space="preserve">A commit is a saved snapshot. Always write a short, clear message describing WHY.</w:t>
@@ -451,26 +637,40 @@
     </w:p>
     <w:p>
       <w:pPr>
-        <w:spacing w:before="40" w:after="0" w:line="240" w:lineRule="auto"/>
-        <w:shd w:val="clear" w:color="auto" w:fill="F2F2F2"/>
-      </w:pPr>
-      <w:r>
-        <w:rPr>
-          <w:rFonts w:ascii="Consolas" w:hAnsi="Consolas" w:cs="Consolas"/>
-          <w:sz w:val="20"/>
+        <w:pBdr>
+          <w:top w:val="single" w:sz="4" w:space="6" w:color="D5DCE4"/>
+          <w:left w:val="single" w:sz="4" w:space="8" w:color="D5DCE4"/>
+          <w:right w:val="single" w:sz="4" w:space="8" w:color="D5DCE4"/>
+        </w:pBdr>
+        <w:spacing w:before="120" w:after="0" w:line="264" w:lineRule="auto"/>
+        <w:ind w:left="144" w:right="144"/>
+        <w:shd w:val="clear" w:color="auto" w:fill="F4F6F8"/>
+      </w:pPr>
+      <w:r>
+        <w:rPr>
+          <w:rFonts w:ascii="Consolas" w:hAnsi="Consolas" w:cs="Consolas"/>
+          <w:sz w:val="20"/>
+          <w:color w:val="24292E"/>
         </w:rPr>
         <w:t xml:space="preserve">git commit -m "Fix payment callback validation"</w:t>
       </w:r>
     </w:p>
     <w:p>
       <w:pPr>
-        <w:spacing w:before="0" w:after="40" w:line="240" w:lineRule="auto"/>
-        <w:shd w:val="clear" w:color="auto" w:fill="F2F2F2"/>
-      </w:pPr>
-      <w:r>
-        <w:rPr>
-          <w:rFonts w:ascii="Consolas" w:hAnsi="Consolas" w:cs="Consolas"/>
-          <w:sz w:val="20"/>
+        <w:pBdr>
+          <w:left w:val="single" w:sz="4" w:space="8" w:color="D5DCE4"/>
+          <w:right w:val="single" w:sz="4" w:space="8" w:color="D5DCE4"/>
+          <w:bottom w:val="single" w:sz="4" w:space="6" w:color="D5DCE4"/>
+        </w:pBdr>
+        <w:spacing w:before="0" w:after="120" w:line="264" w:lineRule="auto"/>
+        <w:ind w:left="144" w:right="144"/>
+        <w:shd w:val="clear" w:color="auto" w:fill="F4F6F8"/>
+      </w:pPr>
+      <w:r>
+        <w:rPr>
+          <w:rFonts w:ascii="Consolas" w:hAnsi="Consolas" w:cs="Consolas"/>
+          <w:sz w:val="20"/>
+          <w:color w:val="24292E"/>
         </w:rPr>
         <w:t xml:space="preserve">git commit -am "Quick fix"     # add + commit tracked files in one step</w:t>
       </w:r>
@@ -478,60 +678,92 @@
     <w:p>
       <w:pPr>
         <w:pStyle w:val="Heading1"/>
-        <w:spacing w:after="80"/>
-      </w:pPr>
-      <w:r>
-        <w:t xml:space="preserve">&lt;w:r&gt;&lt;w:rPr&gt;&lt;w:b/&gt;&lt;/w:rPr&gt;&lt;w:t xml:space="preserve"&gt;6. Pushing &amp;amp; Pulling (syncing with GitHub)&lt;/w:t&gt;&lt;/w:r&gt;</w:t>
-      </w:r>
-    </w:p>
-    <w:p>
-      <w:pPr>
-        <w:spacing w:before="40" w:after="0" w:line="240" w:lineRule="auto"/>
-        <w:shd w:val="clear" w:color="auto" w:fill="F2F2F2"/>
-      </w:pPr>
-      <w:r>
-        <w:rPr>
-          <w:rFonts w:ascii="Consolas" w:hAnsi="Consolas" w:cs="Consolas"/>
-          <w:sz w:val="20"/>
+        <w:pBdr>
+          <w:bottom w:val="single" w:sz="6" w:space="4" w:color="2E74B5"/>
+        </w:pBdr>
+        <w:spacing w:before="360" w:after="140" w:line="276" w:lineRule="auto"/>
+      </w:pPr>
+      <w:r>
+        <w:rPr>
+          <w:b/>
+        </w:rPr>
+        <w:t xml:space="preserve">6. Pushing &amp; Pulling (syncing with GitHub)</w:t>
+      </w:r>
+    </w:p>
+    <w:p>
+      <w:pPr>
+        <w:pBdr>
+          <w:top w:val="single" w:sz="4" w:space="6" w:color="D5DCE4"/>
+          <w:left w:val="single" w:sz="4" w:space="8" w:color="D5DCE4"/>
+          <w:right w:val="single" w:sz="4" w:space="8" w:color="D5DCE4"/>
+        </w:pBdr>
+        <w:spacing w:before="120" w:after="0" w:line="264" w:lineRule="auto"/>
+        <w:ind w:left="144" w:right="144"/>
+        <w:shd w:val="clear" w:color="auto" w:fill="F4F6F8"/>
+      </w:pPr>
+      <w:r>
+        <w:rPr>
+          <w:rFonts w:ascii="Consolas" w:hAnsi="Consolas" w:cs="Consolas"/>
+          <w:sz w:val="20"/>
+          <w:color w:val="24292E"/>
         </w:rPr>
         <w:t xml:space="preserve">git push                   # upload your commits to GitHub</w:t>
       </w:r>
     </w:p>
     <w:p>
       <w:pPr>
-        <w:spacing w:before="0" w:after="0" w:line="240" w:lineRule="auto"/>
-        <w:shd w:val="clear" w:color="auto" w:fill="F2F2F2"/>
-      </w:pPr>
-      <w:r>
-        <w:rPr>
-          <w:rFonts w:ascii="Consolas" w:hAnsi="Consolas" w:cs="Consolas"/>
-          <w:sz w:val="20"/>
+        <w:pBdr>
+          <w:left w:val="single" w:sz="4" w:space="8" w:color="D5DCE4"/>
+          <w:right w:val="single" w:sz="4" w:space="8" w:color="D5DCE4"/>
+        </w:pBdr>
+        <w:spacing w:before="0" w:after="0" w:line="264" w:lineRule="auto"/>
+        <w:ind w:left="144" w:right="144"/>
+        <w:shd w:val="clear" w:color="auto" w:fill="F4F6F8"/>
+      </w:pPr>
+      <w:r>
+        <w:rPr>
+          <w:rFonts w:ascii="Consolas" w:hAnsi="Consolas" w:cs="Consolas"/>
+          <w:sz w:val="20"/>
+          <w:color w:val="24292E"/>
         </w:rPr>
         <w:t xml:space="preserve">git push -u origin master  # first push of a new branch</w:t>
       </w:r>
     </w:p>
     <w:p>
       <w:pPr>
-        <w:spacing w:before="0" w:after="0" w:line="240" w:lineRule="auto"/>
-        <w:shd w:val="clear" w:color="auto" w:fill="F2F2F2"/>
-      </w:pPr>
-      <w:r>
-        <w:rPr>
-          <w:rFonts w:ascii="Consolas" w:hAnsi="Consolas" w:cs="Consolas"/>
-          <w:sz w:val="20"/>
+        <w:pBdr>
+          <w:left w:val="single" w:sz="4" w:space="8" w:color="D5DCE4"/>
+          <w:right w:val="single" w:sz="4" w:space="8" w:color="D5DCE4"/>
+        </w:pBdr>
+        <w:spacing w:before="0" w:after="0" w:line="264" w:lineRule="auto"/>
+        <w:ind w:left="144" w:right="144"/>
+        <w:shd w:val="clear" w:color="auto" w:fill="F4F6F8"/>
+      </w:pPr>
+      <w:r>
+        <w:rPr>
+          <w:rFonts w:ascii="Consolas" w:hAnsi="Consolas" w:cs="Consolas"/>
+          <w:sz w:val="20"/>
+          <w:color w:val="24292E"/>
         </w:rPr>
         <w:t xml:space="preserve">git pull                   # download + merge others' changes</w:t>
       </w:r>
     </w:p>
     <w:p>
       <w:pPr>
-        <w:spacing w:before="0" w:after="40" w:line="240" w:lineRule="auto"/>
-        <w:shd w:val="clear" w:color="auto" w:fill="F2F2F2"/>
-      </w:pPr>
-      <w:r>
-        <w:rPr>
-          <w:rFonts w:ascii="Consolas" w:hAnsi="Consolas" w:cs="Consolas"/>
-          <w:sz w:val="20"/>
+        <w:pBdr>
+          <w:left w:val="single" w:sz="4" w:space="8" w:color="D5DCE4"/>
+          <w:right w:val="single" w:sz="4" w:space="8" w:color="D5DCE4"/>
+          <w:bottom w:val="single" w:sz="4" w:space="6" w:color="D5DCE4"/>
+        </w:pBdr>
+        <w:spacing w:before="0" w:after="120" w:line="264" w:lineRule="auto"/>
+        <w:ind w:left="144" w:right="144"/>
+        <w:shd w:val="clear" w:color="auto" w:fill="F4F6F8"/>
+      </w:pPr>
+      <w:r>
+        <w:rPr>
+          <w:rFonts w:ascii="Consolas" w:hAnsi="Consolas" w:cs="Consolas"/>
+          <w:sz w:val="20"/>
+          <w:color w:val="24292E"/>
         </w:rPr>
         <w:t xml:space="preserve">git fetch                  # download changes without merging</w:t>
       </w:r>
@@ -539,73 +771,111 @@
     <w:p>
       <w:pPr>
         <w:pStyle w:val="Heading1"/>
-        <w:spacing w:after="80"/>
-      </w:pPr>
-      <w:r>
-        <w:t xml:space="preserve">&lt;w:r&gt;&lt;w:rPr&gt;&lt;w:b/&gt;&lt;/w:rPr&gt;&lt;w:t xml:space="preserve"&gt;7. Branches&lt;/w:t&gt;&lt;/w:r&gt;</w:t>
-      </w:r>
-    </w:p>
-    <w:p>
-      <w:pPr>
-        <w:spacing w:before="40" w:after="0" w:line="240" w:lineRule="auto"/>
-        <w:shd w:val="clear" w:color="auto" w:fill="F2F2F2"/>
-      </w:pPr>
-      <w:r>
-        <w:rPr>
-          <w:rFonts w:ascii="Consolas" w:hAnsi="Consolas" w:cs="Consolas"/>
-          <w:sz w:val="20"/>
+        <w:pBdr>
+          <w:bottom w:val="single" w:sz="6" w:space="4" w:color="2E74B5"/>
+        </w:pBdr>
+        <w:spacing w:before="360" w:after="140" w:line="276" w:lineRule="auto"/>
+      </w:pPr>
+      <w:r>
+        <w:rPr>
+          <w:b/>
+        </w:rPr>
+        <w:t xml:space="preserve">7. Branches</w:t>
+      </w:r>
+    </w:p>
+    <w:p>
+      <w:pPr>
+        <w:pBdr>
+          <w:top w:val="single" w:sz="4" w:space="6" w:color="D5DCE4"/>
+          <w:left w:val="single" w:sz="4" w:space="8" w:color="D5DCE4"/>
+          <w:right w:val="single" w:sz="4" w:space="8" w:color="D5DCE4"/>
+        </w:pBdr>
+        <w:spacing w:before="120" w:after="0" w:line="264" w:lineRule="auto"/>
+        <w:ind w:left="144" w:right="144"/>
+        <w:shd w:val="clear" w:color="auto" w:fill="F4F6F8"/>
+      </w:pPr>
+      <w:r>
+        <w:rPr>
+          <w:rFonts w:ascii="Consolas" w:hAnsi="Consolas" w:cs="Consolas"/>
+          <w:sz w:val="20"/>
+          <w:color w:val="24292E"/>
         </w:rPr>
         <w:t xml:space="preserve">git branch                 # list branches</w:t>
       </w:r>
     </w:p>
     <w:p>
       <w:pPr>
-        <w:spacing w:before="0" w:after="0" w:line="240" w:lineRule="auto"/>
-        <w:shd w:val="clear" w:color="auto" w:fill="F2F2F2"/>
-      </w:pPr>
-      <w:r>
-        <w:rPr>
-          <w:rFonts w:ascii="Consolas" w:hAnsi="Consolas" w:cs="Consolas"/>
-          <w:sz w:val="20"/>
+        <w:pBdr>
+          <w:left w:val="single" w:sz="4" w:space="8" w:color="D5DCE4"/>
+          <w:right w:val="single" w:sz="4" w:space="8" w:color="D5DCE4"/>
+        </w:pBdr>
+        <w:spacing w:before="0" w:after="0" w:line="264" w:lineRule="auto"/>
+        <w:ind w:left="144" w:right="144"/>
+        <w:shd w:val="clear" w:color="auto" w:fill="F4F6F8"/>
+      </w:pPr>
+      <w:r>
+        <w:rPr>
+          <w:rFonts w:ascii="Consolas" w:hAnsi="Consolas" w:cs="Consolas"/>
+          <w:sz w:val="20"/>
+          <w:color w:val="24292E"/>
         </w:rPr>
         <w:t xml:space="preserve">git checkout -b feature-x  # create + switch to a new branch</w:t>
       </w:r>
     </w:p>
     <w:p>
       <w:pPr>
-        <w:spacing w:before="0" w:after="0" w:line="240" w:lineRule="auto"/>
-        <w:shd w:val="clear" w:color="auto" w:fill="F2F2F2"/>
-      </w:pPr>
-      <w:r>
-        <w:rPr>
-          <w:rFonts w:ascii="Consolas" w:hAnsi="Consolas" w:cs="Consolas"/>
-          <w:sz w:val="20"/>
+        <w:pBdr>
+          <w:left w:val="single" w:sz="4" w:space="8" w:color="D5DCE4"/>
+          <w:right w:val="single" w:sz="4" w:space="8" w:color="D5DCE4"/>
+        </w:pBdr>
+        <w:spacing w:before="0" w:after="0" w:line="264" w:lineRule="auto"/>
+        <w:ind w:left="144" w:right="144"/>
+        <w:shd w:val="clear" w:color="auto" w:fill="F4F6F8"/>
+      </w:pPr>
+      <w:r>
+        <w:rPr>
+          <w:rFonts w:ascii="Consolas" w:hAnsi="Consolas" w:cs="Consolas"/>
+          <w:sz w:val="20"/>
+          <w:color w:val="24292E"/>
         </w:rPr>
         <w:t xml:space="preserve">git checkout master        # switch back to master</w:t>
       </w:r>
     </w:p>
     <w:p>
       <w:pPr>
-        <w:spacing w:before="0" w:after="0" w:line="240" w:lineRule="auto"/>
-        <w:shd w:val="clear" w:color="auto" w:fill="F2F2F2"/>
-      </w:pPr>
-      <w:r>
-        <w:rPr>
-          <w:rFonts w:ascii="Consolas" w:hAnsi="Consolas" w:cs="Consolas"/>
-          <w:sz w:val="20"/>
+        <w:pBdr>
+          <w:left w:val="single" w:sz="4" w:space="8" w:color="D5DCE4"/>
+          <w:right w:val="single" w:sz="4" w:space="8" w:color="D5DCE4"/>
+        </w:pBdr>
+        <w:spacing w:before="0" w:after="0" w:line="264" w:lineRule="auto"/>
+        <w:ind w:left="144" w:right="144"/>
+        <w:shd w:val="clear" w:color="auto" w:fill="F4F6F8"/>
+      </w:pPr>
+      <w:r>
+        <w:rPr>
+          <w:rFonts w:ascii="Consolas" w:hAnsi="Consolas" w:cs="Consolas"/>
+          <w:sz w:val="20"/>
+          <w:color w:val="24292E"/>
         </w:rPr>
         <w:t xml:space="preserve">git merge feature-x        # merge feature-x into current branch</w:t>
       </w:r>
     </w:p>
     <w:p>
       <w:pPr>
-        <w:spacing w:before="0" w:after="40" w:line="240" w:lineRule="auto"/>
-        <w:shd w:val="clear" w:color="auto" w:fill="F2F2F2"/>
-      </w:pPr>
-      <w:r>
-        <w:rPr>
-          <w:rFonts w:ascii="Consolas" w:hAnsi="Consolas" w:cs="Consolas"/>
-          <w:sz w:val="20"/>
+        <w:pBdr>
+          <w:left w:val="single" w:sz="4" w:space="8" w:color="D5DCE4"/>
+          <w:right w:val="single" w:sz="4" w:space="8" w:color="D5DCE4"/>
+          <w:bottom w:val="single" w:sz="4" w:space="6" w:color="D5DCE4"/>
+        </w:pBdr>
+        <w:spacing w:before="0" w:after="120" w:line="264" w:lineRule="auto"/>
+        <w:ind w:left="144" w:right="144"/>
+        <w:shd w:val="clear" w:color="auto" w:fill="F4F6F8"/>
+      </w:pPr>
+      <w:r>
+        <w:rPr>
+          <w:rFonts w:ascii="Consolas" w:hAnsi="Consolas" w:cs="Consolas"/>
+          <w:sz w:val="20"/>
+          <w:color w:val="24292E"/>
         </w:rPr>
         <w:t xml:space="preserve">git branch -d feature-x    # delete a merged branch</w:t>
       </w:r>
@@ -613,76 +883,115 @@
     <w:p>
       <w:pPr>
         <w:pStyle w:val="Heading1"/>
-        <w:spacing w:after="80"/>
-      </w:pPr>
-      <w:r>
-        <w:t xml:space="preserve">&lt;w:r&gt;&lt;w:rPr&gt;&lt;w:b/&gt;&lt;/w:rPr&gt;&lt;w:t xml:space="preserve"&gt;8. Undoing Mistakes&lt;/w:t&gt;&lt;/w:r&gt;</w:t>
-      </w:r>
-    </w:p>
-    <w:p>
-      <w:pPr>
-        <w:spacing w:before="40" w:after="0" w:line="240" w:lineRule="auto"/>
-        <w:shd w:val="clear" w:color="auto" w:fill="F2F2F2"/>
-      </w:pPr>
-      <w:r>
-        <w:rPr>
-          <w:rFonts w:ascii="Consolas" w:hAnsi="Consolas" w:cs="Consolas"/>
-          <w:sz w:val="20"/>
+        <w:pBdr>
+          <w:bottom w:val="single" w:sz="6" w:space="4" w:color="2E74B5"/>
+        </w:pBdr>
+        <w:spacing w:before="360" w:after="140" w:line="276" w:lineRule="auto"/>
+      </w:pPr>
+      <w:r>
+        <w:rPr>
+          <w:b/>
+        </w:rPr>
+        <w:t xml:space="preserve">8. Undoing Mistakes</w:t>
+      </w:r>
+    </w:p>
+    <w:p>
+      <w:pPr>
+        <w:pBdr>
+          <w:top w:val="single" w:sz="4" w:space="6" w:color="D5DCE4"/>
+          <w:left w:val="single" w:sz="4" w:space="8" w:color="D5DCE4"/>
+          <w:right w:val="single" w:sz="4" w:space="8" w:color="D5DCE4"/>
+        </w:pBdr>
+        <w:spacing w:before="120" w:after="0" w:line="264" w:lineRule="auto"/>
+        <w:ind w:left="144" w:right="144"/>
+        <w:shd w:val="clear" w:color="auto" w:fill="F4F6F8"/>
+      </w:pPr>
+      <w:r>
+        <w:rPr>
+          <w:rFonts w:ascii="Consolas" w:hAnsi="Consolas" w:cs="Consolas"/>
+          <w:sz w:val="20"/>
+          <w:color w:val="24292E"/>
         </w:rPr>
         <w:t xml:space="preserve">git restore file.php             # discard changes in a file</w:t>
       </w:r>
     </w:p>
     <w:p>
       <w:pPr>
-        <w:spacing w:before="0" w:after="0" w:line="240" w:lineRule="auto"/>
-        <w:shd w:val="clear" w:color="auto" w:fill="F2F2F2"/>
-      </w:pPr>
-      <w:r>
-        <w:rPr>
-          <w:rFonts w:ascii="Consolas" w:hAnsi="Consolas" w:cs="Consolas"/>
-          <w:sz w:val="20"/>
+        <w:pBdr>
+          <w:left w:val="single" w:sz="4" w:space="8" w:color="D5DCE4"/>
+          <w:right w:val="single" w:sz="4" w:space="8" w:color="D5DCE4"/>
+        </w:pBdr>
+        <w:spacing w:before="0" w:after="0" w:line="264" w:lineRule="auto"/>
+        <w:ind w:left="144" w:right="144"/>
+        <w:shd w:val="clear" w:color="auto" w:fill="F4F6F8"/>
+      </w:pPr>
+      <w:r>
+        <w:rPr>
+          <w:rFonts w:ascii="Consolas" w:hAnsi="Consolas" w:cs="Consolas"/>
+          <w:sz w:val="20"/>
+          <w:color w:val="24292E"/>
         </w:rPr>
         <w:t xml:space="preserve">git restore --staged file.php    # unstage (keep edits)</w:t>
       </w:r>
     </w:p>
     <w:p>
       <w:pPr>
-        <w:spacing w:before="0" w:after="0" w:line="240" w:lineRule="auto"/>
-        <w:shd w:val="clear" w:color="auto" w:fill="F2F2F2"/>
-      </w:pPr>
-      <w:r>
-        <w:rPr>
-          <w:rFonts w:ascii="Consolas" w:hAnsi="Consolas" w:cs="Consolas"/>
-          <w:sz w:val="20"/>
+        <w:pBdr>
+          <w:left w:val="single" w:sz="4" w:space="8" w:color="D5DCE4"/>
+          <w:right w:val="single" w:sz="4" w:space="8" w:color="D5DCE4"/>
+        </w:pBdr>
+        <w:spacing w:before="0" w:after="0" w:line="264" w:lineRule="auto"/>
+        <w:ind w:left="144" w:right="144"/>
+        <w:shd w:val="clear" w:color="auto" w:fill="F4F6F8"/>
+      </w:pPr>
+      <w:r>
+        <w:rPr>
+          <w:rFonts w:ascii="Consolas" w:hAnsi="Consolas" w:cs="Consolas"/>
+          <w:sz w:val="20"/>
+          <w:color w:val="24292E"/>
         </w:rPr>
         <w:t xml:space="preserve">git revert &lt;commit&gt;              # safely undo a pushed commit</w:t>
       </w:r>
     </w:p>
     <w:p>
       <w:pPr>
-        <w:spacing w:before="0" w:after="40" w:line="240" w:lineRule="auto"/>
-        <w:shd w:val="clear" w:color="auto" w:fill="F2F2F2"/>
-      </w:pPr>
-      <w:r>
-        <w:rPr>
-          <w:rFonts w:ascii="Consolas" w:hAnsi="Consolas" w:cs="Consolas"/>
-          <w:sz w:val="20"/>
+        <w:pBdr>
+          <w:left w:val="single" w:sz="4" w:space="8" w:color="D5DCE4"/>
+          <w:right w:val="single" w:sz="4" w:space="8" w:color="D5DCE4"/>
+          <w:bottom w:val="single" w:sz="4" w:space="6" w:color="D5DCE4"/>
+        </w:pBdr>
+        <w:spacing w:before="0" w:after="120" w:line="264" w:lineRule="auto"/>
+        <w:ind w:left="144" w:right="144"/>
+        <w:shd w:val="clear" w:color="auto" w:fill="F4F6F8"/>
+      </w:pPr>
+      <w:r>
+        <w:rPr>
+          <w:rFonts w:ascii="Consolas" w:hAnsi="Consolas" w:cs="Consolas"/>
+          <w:sz w:val="20"/>
+          <w:color w:val="24292E"/>
         </w:rPr>
         <w:t xml:space="preserve">git reset --soft HEAD~1          # undo last commit, keep changes staged</w:t>
       </w:r>
     </w:p>
     <w:p>
       <w:pPr>
-        <w:spacing w:after="120"/>
-      </w:pPr>
-      <w:r>
-        <w:t xml:space="preserve">&lt;w:r&gt;&lt;w:rPr&gt;&lt;w:b/&gt;&lt;w:color w:val="C00000"/&gt;&lt;/w:rPr&gt;&lt;w:t xml:space="preserve"&gt;Caution:&lt;/w:t&gt;&lt;/w:r&gt;</w:t>
-      </w:r>
-    </w:p>
-    <w:p>
-      <w:pPr>
-        <w:spacing w:after="120"/>
-      </w:pPr>
+        <w:pBdr>
+          <w:top w:val="single" w:sz="4" w:space="6" w:color="FCE9E9"/>
+          <w:left w:val="single" w:sz="24" w:space="8" w:color="C00000"/>
+          <w:bottom w:val="single" w:sz="4" w:space="6" w:color="FCE9E9"/>
+          <w:right w:val="single" w:sz="4" w:space="6" w:color="FCE9E9"/>
+        </w:pBdr>
+        <w:shd w:val="clear" w:color="auto" w:fill="FCE9E9"/>
+        <w:spacing w:before="120" w:after="200" w:line="276" w:lineRule="auto"/>
+        <w:ind w:left="144" w:right="144"/>
+      </w:pPr>
+      <w:r>
+        <w:rPr>
+          <w:b/>
+          <w:color w:val="C00000"/>
+        </w:rPr>
+        <w:t xml:space="preserve">Caution:  </w:t>
+      </w:r>
       <w:r>
         <w:t xml:space="preserve">Avoid "git reset --hard" and "git push --force" unless you are sure — they can permanently delete work.</w:t>
       </w:r>
@@ -690,10 +999,16 @@
     <w:p>
       <w:pPr>
         <w:pStyle w:val="Heading1"/>
-        <w:spacing w:after="80"/>
-      </w:pPr>
-      <w:r>
-        <w:t xml:space="preserve">&lt;w:r&gt;&lt;w:rPr&gt;&lt;w:b/&gt;&lt;/w:rPr&gt;&lt;w:t xml:space="preserve"&gt;9. Recommended Workflow for This Project&lt;/w:t&gt;&lt;/w:r&gt;</w:t>
+        <w:pBdr>
+          <w:bottom w:val="single" w:sz="6" w:space="4" w:color="2E74B5"/>
+        </w:pBdr>
+        <w:spacing w:before="360" w:after="140" w:line="276" w:lineRule="auto"/>
+      </w:pPr>
+      <w:r>
+        <w:rPr>
+          <w:b/>
+        </w:rPr>
+        <w:t xml:space="preserve">9. Recommended Workflow for This Project</w:t>
       </w:r>
     </w:p>
     <w:p>
@@ -703,7 +1018,7 @@
           <w:ilvl w:val="0"/>
           <w:numId w:val="1"/>
         </w:numPr>
-        <w:spacing w:after="60"/>
+        <w:spacing w:after="90" w:line="276" w:lineRule="auto"/>
       </w:pPr>
       <w:r>
         <w:t xml:space="preserve">Pull before you start working so you have the latest code.</w:t>
@@ -716,7 +1031,7 @@
           <w:ilvl w:val="0"/>
           <w:numId w:val="1"/>
         </w:numPr>
-        <w:spacing w:after="60"/>
+        <w:spacing w:after="90" w:line="276" w:lineRule="auto"/>
       </w:pPr>
       <w:r>
         <w:t xml:space="preserve">Make small, focused changes.</w:t>
@@ -729,7 +1044,7 @@
           <w:ilvl w:val="0"/>
           <w:numId w:val="1"/>
         </w:numPr>
-        <w:spacing w:after="60"/>
+        <w:spacing w:after="90" w:line="276" w:lineRule="auto"/>
       </w:pPr>
       <w:r>
         <w:t xml:space="preserve">Commit often with clear messages.</w:t>
@@ -742,7 +1057,7 @@
           <w:ilvl w:val="0"/>
           <w:numId w:val="1"/>
         </w:numPr>
-        <w:spacing w:after="60"/>
+        <w:spacing w:after="90" w:line="276" w:lineRule="auto"/>
       </w:pPr>
       <w:r>
         <w:t xml:space="preserve">Push at the end of a work session.</w:t>
@@ -750,65 +1065,97 @@
     </w:p>
     <w:p>
       <w:pPr>
-        <w:spacing w:before="40" w:after="0" w:line="240" w:lineRule="auto"/>
-        <w:shd w:val="clear" w:color="auto" w:fill="F2F2F2"/>
-      </w:pPr>
-      <w:r>
-        <w:rPr>
-          <w:rFonts w:ascii="Consolas" w:hAnsi="Consolas" w:cs="Consolas"/>
-          <w:sz w:val="20"/>
+        <w:pBdr>
+          <w:top w:val="single" w:sz="4" w:space="6" w:color="D5DCE4"/>
+          <w:left w:val="single" w:sz="4" w:space="8" w:color="D5DCE4"/>
+          <w:right w:val="single" w:sz="4" w:space="8" w:color="D5DCE4"/>
+        </w:pBdr>
+        <w:spacing w:before="120" w:after="0" w:line="264" w:lineRule="auto"/>
+        <w:ind w:left="144" w:right="144"/>
+        <w:shd w:val="clear" w:color="auto" w:fill="F4F6F8"/>
+      </w:pPr>
+      <w:r>
+        <w:rPr>
+          <w:rFonts w:ascii="Consolas" w:hAnsi="Consolas" w:cs="Consolas"/>
+          <w:sz w:val="20"/>
+          <w:color w:val="24292E"/>
         </w:rPr>
         <w:t xml:space="preserve">git pull</w:t>
       </w:r>
     </w:p>
     <w:p>
       <w:pPr>
-        <w:spacing w:before="0" w:after="0" w:line="240" w:lineRule="auto"/>
-        <w:shd w:val="clear" w:color="auto" w:fill="F2F2F2"/>
-      </w:pPr>
-      <w:r>
-        <w:rPr>
-          <w:rFonts w:ascii="Consolas" w:hAnsi="Consolas" w:cs="Consolas"/>
-          <w:sz w:val="20"/>
+        <w:pBdr>
+          <w:left w:val="single" w:sz="4" w:space="8" w:color="D5DCE4"/>
+          <w:right w:val="single" w:sz="4" w:space="8" w:color="D5DCE4"/>
+        </w:pBdr>
+        <w:spacing w:before="0" w:after="0" w:line="264" w:lineRule="auto"/>
+        <w:ind w:left="144" w:right="144"/>
+        <w:shd w:val="clear" w:color="auto" w:fill="F4F6F8"/>
+      </w:pPr>
+      <w:r>
+        <w:rPr>
+          <w:rFonts w:ascii="Consolas" w:hAnsi="Consolas" w:cs="Consolas"/>
+          <w:sz w:val="20"/>
+          <w:color w:val="24292E"/>
         </w:rPr>
         <w:t xml:space="preserve"># ... make your changes ...</w:t>
       </w:r>
     </w:p>
     <w:p>
       <w:pPr>
-        <w:spacing w:before="0" w:after="0" w:line="240" w:lineRule="auto"/>
-        <w:shd w:val="clear" w:color="auto" w:fill="F2F2F2"/>
-      </w:pPr>
-      <w:r>
-        <w:rPr>
-          <w:rFonts w:ascii="Consolas" w:hAnsi="Consolas" w:cs="Consolas"/>
-          <w:sz w:val="20"/>
+        <w:pBdr>
+          <w:left w:val="single" w:sz="4" w:space="8" w:color="D5DCE4"/>
+          <w:right w:val="single" w:sz="4" w:space="8" w:color="D5DCE4"/>
+        </w:pBdr>
+        <w:spacing w:before="0" w:after="0" w:line="264" w:lineRule="auto"/>
+        <w:ind w:left="144" w:right="144"/>
+        <w:shd w:val="clear" w:color="auto" w:fill="F4F6F8"/>
+      </w:pPr>
+      <w:r>
+        <w:rPr>
+          <w:rFonts w:ascii="Consolas" w:hAnsi="Consolas" w:cs="Consolas"/>
+          <w:sz w:val="20"/>
+          <w:color w:val="24292E"/>
         </w:rPr>
         <w:t xml:space="preserve">git add .</w:t>
       </w:r>
     </w:p>
     <w:p>
       <w:pPr>
-        <w:spacing w:before="0" w:after="0" w:line="240" w:lineRule="auto"/>
-        <w:shd w:val="clear" w:color="auto" w:fill="F2F2F2"/>
-      </w:pPr>
-      <w:r>
-        <w:rPr>
-          <w:rFonts w:ascii="Consolas" w:hAnsi="Consolas" w:cs="Consolas"/>
-          <w:sz w:val="20"/>
+        <w:pBdr>
+          <w:left w:val="single" w:sz="4" w:space="8" w:color="D5DCE4"/>
+          <w:right w:val="single" w:sz="4" w:space="8" w:color="D5DCE4"/>
+        </w:pBdr>
+        <w:spacing w:before="0" w:after="0" w:line="264" w:lineRule="auto"/>
+        <w:ind w:left="144" w:right="144"/>
+        <w:shd w:val="clear" w:color="auto" w:fill="F4F6F8"/>
+      </w:pPr>
+      <w:r>
+        <w:rPr>
+          <w:rFonts w:ascii="Consolas" w:hAnsi="Consolas" w:cs="Consolas"/>
+          <w:sz w:val="20"/>
+          <w:color w:val="24292E"/>
         </w:rPr>
         <w:t xml:space="preserve">git commit -m "Describe what you changed"</w:t>
       </w:r>
     </w:p>
     <w:p>
       <w:pPr>
-        <w:spacing w:before="0" w:after="40" w:line="240" w:lineRule="auto"/>
-        <w:shd w:val="clear" w:color="auto" w:fill="F2F2F2"/>
-      </w:pPr>
-      <w:r>
-        <w:rPr>
-          <w:rFonts w:ascii="Consolas" w:hAnsi="Consolas" w:cs="Consolas"/>
-          <w:sz w:val="20"/>
+        <w:pBdr>
+          <w:left w:val="single" w:sz="4" w:space="8" w:color="D5DCE4"/>
+          <w:right w:val="single" w:sz="4" w:space="8" w:color="D5DCE4"/>
+          <w:bottom w:val="single" w:sz="4" w:space="6" w:color="D5DCE4"/>
+        </w:pBdr>
+        <w:spacing w:before="0" w:after="120" w:line="264" w:lineRule="auto"/>
+        <w:ind w:left="144" w:right="144"/>
+        <w:shd w:val="clear" w:color="auto" w:fill="F4F6F8"/>
+      </w:pPr>
+      <w:r>
+        <w:rPr>
+          <w:rFonts w:ascii="Consolas" w:hAnsi="Consolas" w:cs="Consolas"/>
+          <w:sz w:val="20"/>
+          <w:color w:val="24292E"/>
         </w:rPr>
         <w:t xml:space="preserve">git push</w:t>
       </w:r>
@@ -816,10 +1163,16 @@
     <w:p>
       <w:pPr>
         <w:pStyle w:val="Heading1"/>
-        <w:spacing w:after="80"/>
-      </w:pPr>
-      <w:r>
-        <w:t xml:space="preserve">&lt;w:r&gt;&lt;w:rPr&gt;&lt;w:b/&gt;&lt;/w:rPr&gt;&lt;w:t xml:space="preserve"&gt;10. Quick Cheat Sheet&lt;/w:t&gt;&lt;/w:r&gt;</w:t>
+        <w:pBdr>
+          <w:bottom w:val="single" w:sz="6" w:space="4" w:color="2E74B5"/>
+        </w:pBdr>
+        <w:spacing w:before="360" w:after="140" w:line="276" w:lineRule="auto"/>
+      </w:pPr>
+      <w:r>
+        <w:rPr>
+          <w:b/>
+        </w:rPr>
+        <w:t xml:space="preserve">10. Quick Cheat Sheet</w:t>
       </w:r>
     </w:p>
     <w:p>
@@ -829,12 +1182,13 @@
           <w:ilvl w:val="0"/>
           <w:numId w:val="1"/>
         </w:numPr>
-        <w:spacing w:after="60"/>
-      </w:pPr>
-      <w:r>
-        <w:rPr>
-          <w:rFonts w:ascii="Consolas" w:hAnsi="Consolas" w:cs="Consolas"/>
-          <w:sz w:val="20"/>
+        <w:spacing w:after="90" w:line="276" w:lineRule="auto"/>
+      </w:pPr>
+      <w:r>
+        <w:rPr>
+          <w:rFonts w:ascii="Consolas" w:hAnsi="Consolas" w:cs="Consolas"/>
+          <w:sz w:val="20"/>
+          <w:color w:val="24292E"/>
         </w:rPr>
         <w:t xml:space="preserve">git status</w:t>
       </w:r>
@@ -849,12 +1203,13 @@
           <w:ilvl w:val="0"/>
           <w:numId w:val="1"/>
         </w:numPr>
-        <w:spacing w:after="60"/>
-      </w:pPr>
-      <w:r>
-        <w:rPr>
-          <w:rFonts w:ascii="Consolas" w:hAnsi="Consolas" w:cs="Consolas"/>
-          <w:sz w:val="20"/>
+        <w:spacing w:after="90" w:line="276" w:lineRule="auto"/>
+      </w:pPr>
+      <w:r>
+        <w:rPr>
+          <w:rFonts w:ascii="Consolas" w:hAnsi="Consolas" w:cs="Consolas"/>
+          <w:sz w:val="20"/>
+          <w:color w:val="24292E"/>
         </w:rPr>
         <w:t xml:space="preserve">git add .</w:t>
       </w:r>
@@ -869,12 +1224,13 @@
           <w:ilvl w:val="0"/>
           <w:numId w:val="1"/>
         </w:numPr>
-        <w:spacing w:after="60"/>
-      </w:pPr>
-      <w:r>
-        <w:rPr>
-          <w:rFonts w:ascii="Consolas" w:hAnsi="Consolas" w:cs="Consolas"/>
-          <w:sz w:val="20"/>
+        <w:spacing w:after="90" w:line="276" w:lineRule="auto"/>
+      </w:pPr>
+      <w:r>
+        <w:rPr>
+          <w:rFonts w:ascii="Consolas" w:hAnsi="Consolas" w:cs="Consolas"/>
+          <w:sz w:val="20"/>
+          <w:color w:val="24292E"/>
         </w:rPr>
         <w:t xml:space="preserve">git commit -m "msg"</w:t>
       </w:r>
@@ -889,12 +1245,13 @@
           <w:ilvl w:val="0"/>
           <w:numId w:val="1"/>
         </w:numPr>
-        <w:spacing w:after="60"/>
-      </w:pPr>
-      <w:r>
-        <w:rPr>
-          <w:rFonts w:ascii="Consolas" w:hAnsi="Consolas" w:cs="Consolas"/>
-          <w:sz w:val="20"/>
+        <w:spacing w:after="90" w:line="276" w:lineRule="auto"/>
+      </w:pPr>
+      <w:r>
+        <w:rPr>
+          <w:rFonts w:ascii="Consolas" w:hAnsi="Consolas" w:cs="Consolas"/>
+          <w:sz w:val="20"/>
+          <w:color w:val="24292E"/>
         </w:rPr>
         <w:t xml:space="preserve">git push</w:t>
       </w:r>
@@ -909,12 +1266,13 @@
           <w:ilvl w:val="0"/>
           <w:numId w:val="1"/>
         </w:numPr>
-        <w:spacing w:after="60"/>
-      </w:pPr>
-      <w:r>
-        <w:rPr>
-          <w:rFonts w:ascii="Consolas" w:hAnsi="Consolas" w:cs="Consolas"/>
-          <w:sz w:val="20"/>
+        <w:spacing w:after="90" w:line="276" w:lineRule="auto"/>
+      </w:pPr>
+      <w:r>
+        <w:rPr>
+          <w:rFonts w:ascii="Consolas" w:hAnsi="Consolas" w:cs="Consolas"/>
+          <w:sz w:val="20"/>
+          <w:color w:val="24292E"/>
         </w:rPr>
         <w:t xml:space="preserve">git pull</w:t>
       </w:r>
@@ -929,12 +1287,13 @@
           <w:ilvl w:val="0"/>
           <w:numId w:val="1"/>
         </w:numPr>
-        <w:spacing w:after="60"/>
-      </w:pPr>
-      <w:r>
-        <w:rPr>
-          <w:rFonts w:ascii="Consolas" w:hAnsi="Consolas" w:cs="Consolas"/>
-          <w:sz w:val="20"/>
+        <w:spacing w:after="90" w:line="276" w:lineRule="auto"/>
+      </w:pPr>
+      <w:r>
+        <w:rPr>
+          <w:rFonts w:ascii="Consolas" w:hAnsi="Consolas" w:cs="Consolas"/>
+          <w:sz w:val="20"/>
+          <w:color w:val="24292E"/>
         </w:rPr>
         <w:t xml:space="preserve">git log --oneline</w:t>
       </w:r>
@@ -979,31 +1338,47 @@
       <w:rPr>
         <w:rFonts w:ascii="Calibri" w:hAnsi="Calibri"/>
         <w:sz w:val="22"/>
+        <w:color w:val="333333"/>
       </w:rPr>
     </w:rPrDefault>
+    <w:pPrDefault>
+      <w:pPr>
+        <w:spacing w:after="160" w:line="276" w:lineRule="auto"/>
+      </w:pPr>
+    </w:pPrDefault>
   </w:docDefaults>
   <w:style w:type="paragraph" w:default="1" w:styleId="Normal">
     <w:name w:val="Normal"/>
   </w:style>
   <w:style w:type="paragraph" w:styleId="Title">
     <w:name w:val="Title"/>
+    <w:qFormat/>
     <w:rPr>
-      <w:sz w:val="56"/>
+      <w:b/>
       <w:color w:val="1F3864"/>
+      <w:sz w:val="60"/>
     </w:rPr>
   </w:style>
   <w:style w:type="paragraph" w:styleId="Heading1">
     <w:name w:val="heading 1"/>
+    <w:basedOn w:val="Normal"/>
+    <w:next w:val="Normal"/>
+    <w:qFormat/>
     <w:rPr>
+      <w:b/>
+      <w:color w:val="1F3864"/>
       <w:sz w:val="30"/>
-      <w:color w:val="1F3864"/>
     </w:rPr>
   </w:style>
   <w:style w:type="paragraph" w:styleId="Heading2">
     <w:name w:val="heading 2"/>
+    <w:basedOn w:val="Normal"/>
+    <w:next w:val="Normal"/>
+    <w:qFormat/>
     <w:rPr>
+      <w:b/>
+      <w:color w:val="2E74B5"/>
       <w:sz w:val="26"/>
-      <w:color w:val="2E74B5"/>
     </w:rPr>
   </w:style>
   <w:style w:type="paragraph" w:styleId="ListParagraph">
